--- a/paper/uganda_cities_paper7.docx
+++ b/paper/uganda_cities_paper7.docx
@@ -2021,13 +2021,21 @@
       </w:r>
     </w:p>
     <w:bookmarkEnd w:id="15"/>
-    <w:bookmarkStart w:id="16" w:name="references-to-complete"/>
+    <w:bookmarkStart w:id="16" w:name="references"/>
     <w:p>
       <w:pPr>
         <w:pStyle w:val="Heading1"/>
       </w:pPr>
       <w:r>
-        <w:t xml:space="preserve">References (to complete)</w:t>
+        <w:t xml:space="preserve">References</w:t>
+      </w:r>
+    </w:p>
+    <w:p>
+      <w:pPr>
+        <w:pStyle w:val="FirstParagraph"/>
+      </w:pPr>
+      <w:r>
+        <w:t xml:space="preserve">Items marked † were found through search, or are grey literature not yet opened; verify them before submission.</w:t>
       </w:r>
     </w:p>
     <w:p>
@@ -2039,7 +2047,20 @@
         </w:numPr>
       </w:pPr>
       <w:r>
-        <w:t xml:space="preserve">Government of Uganda (2024). Fourth National Development Plan (NDP IV) 2025/26–2029/30; National Physical Development Plan.</w:t>
+        <w:t xml:space="preserve">National Planning Authority (2025).</w:t>
+      </w:r>
+      <w:r>
+        <w:t xml:space="preserve"> </w:t>
+      </w:r>
+      <w:r>
+        <w:rPr>
+          <w:i/>
+          <w:iCs/>
+        </w:rPr>
+        <w:t xml:space="preserve">Fourth National Development Plan (NDP IV) 2025/26–2029/30</w:t>
+      </w:r>
+      <w:r>
+        <w:t xml:space="preserve">. Government of Uganda, Kampala.</w:t>
       </w:r>
     </w:p>
     <w:p>
@@ -2051,7 +2072,7 @@
         </w:numPr>
       </w:pPr>
       <w:r>
-        <w:t xml:space="preserve">JRC GHSL R2023A; Copernicus GLO-30; Microsoft Building Footprints; Nobre et al. (2011) HAND.</w:t>
+        <w:t xml:space="preserve">† Ministry of Lands, Housing and Urban Development. National Physical Development Plan, Uganda.</w:t>
       </w:r>
     </w:p>
     <w:p>
@@ -2063,7 +2084,151 @@
         </w:numPr>
       </w:pPr>
       <w:r>
-        <w:t xml:space="preserve">Papers A, D, 1 of this programme.</w:t>
+        <w:t xml:space="preserve">Rentschler, J., Avner, P., Marconcini, M., Su, R., Strano, E., Vousdoukas, M. and Hallegatte, S. (2023). Global evidence of rapid urban growth in flood zones since 1985.</w:t>
+      </w:r>
+      <w:r>
+        <w:t xml:space="preserve"> </w:t>
+      </w:r>
+      <w:r>
+        <w:rPr>
+          <w:i/>
+          <w:iCs/>
+        </w:rPr>
+        <w:t xml:space="preserve">Nature</w:t>
+      </w:r>
+      <w:r>
+        <w:t xml:space="preserve"> </w:t>
+      </w:r>
+      <w:r>
+        <w:t xml:space="preserve">622, 87–92. doi:10.1038/s41586-023-06468-9</w:t>
+      </w:r>
+    </w:p>
+    <w:p>
+      <w:pPr>
+        <w:pStyle w:val="Compact"/>
+        <w:numPr>
+          <w:ilvl w:val="0"/>
+          <w:numId w:val="1007"/>
+        </w:numPr>
+      </w:pPr>
+      <w:r>
+        <w:t xml:space="preserve">Tellman, B. et al. (2021). Satellite imaging reveals increased proportion of population exposed to floods.</w:t>
+      </w:r>
+      <w:r>
+        <w:t xml:space="preserve"> </w:t>
+      </w:r>
+      <w:r>
+        <w:rPr>
+          <w:i/>
+          <w:iCs/>
+        </w:rPr>
+        <w:t xml:space="preserve">Nature</w:t>
+      </w:r>
+      <w:r>
+        <w:t xml:space="preserve"> </w:t>
+      </w:r>
+      <w:r>
+        <w:t xml:space="preserve">596, 80–86. doi:10.1038/s41586-021-03695-w</w:t>
+      </w:r>
+    </w:p>
+    <w:p>
+      <w:pPr>
+        <w:pStyle w:val="Compact"/>
+        <w:numPr>
+          <w:ilvl w:val="0"/>
+          <w:numId w:val="1007"/>
+        </w:numPr>
+      </w:pPr>
+      <w:r>
+        <w:t xml:space="preserve">Nobre, A. D., Cuartas, L. A., Hodnett, M., Rennó, C. D., Rodrigues, G., Silveira, A., Waterloo, M. and Saleska, S. (2011). Height Above the Nearest Drainage – a hydrologically relevant new terrain model.</w:t>
+      </w:r>
+      <w:r>
+        <w:t xml:space="preserve"> </w:t>
+      </w:r>
+      <w:r>
+        <w:rPr>
+          <w:i/>
+          <w:iCs/>
+        </w:rPr>
+        <w:t xml:space="preserve">Journal of Hydrology</w:t>
+      </w:r>
+      <w:r>
+        <w:t xml:space="preserve"> </w:t>
+      </w:r>
+      <w:r>
+        <w:t xml:space="preserve">404, 13–29. doi:10.1016/j.jhydrol.2011.03.051</w:t>
+      </w:r>
+    </w:p>
+    <w:p>
+      <w:pPr>
+        <w:pStyle w:val="Compact"/>
+        <w:numPr>
+          <w:ilvl w:val="0"/>
+          <w:numId w:val="1007"/>
+        </w:numPr>
+      </w:pPr>
+      <w:r>
+        <w:t xml:space="preserve">Bartos, M. pysheds: simple and fast watershed delineation in Python. github.com/mdbartos/pysheds</w:t>
+      </w:r>
+    </w:p>
+    <w:p>
+      <w:pPr>
+        <w:pStyle w:val="Compact"/>
+        <w:numPr>
+          <w:ilvl w:val="0"/>
+          <w:numId w:val="1007"/>
+        </w:numPr>
+      </w:pPr>
+      <w:r>
+        <w:t xml:space="preserve">Pesaresi, M. and Politis, P. (2023). GHS-BUILT-S R2023A: GHS built-up surface grid, 1975–2030. European Commission, Joint Research Centre.</w:t>
+      </w:r>
+    </w:p>
+    <w:p>
+      <w:pPr>
+        <w:pStyle w:val="Compact"/>
+        <w:numPr>
+          <w:ilvl w:val="0"/>
+          <w:numId w:val="1007"/>
+        </w:numPr>
+      </w:pPr>
+      <w:r>
+        <w:t xml:space="preserve">Schiavina, M., Freire, S., Carioli, A. and MacManus, K. (2023). GHS-POP R2023A: GHS population grid, 1975–2030. European Commission, Joint Research Centre.</w:t>
+      </w:r>
+    </w:p>
+    <w:p>
+      <w:pPr>
+        <w:pStyle w:val="Compact"/>
+        <w:numPr>
+          <w:ilvl w:val="0"/>
+          <w:numId w:val="1007"/>
+        </w:numPr>
+      </w:pPr>
+      <w:r>
+        <w:t xml:space="preserve">European Space Agency (2021). Copernicus DEM GLO-30. doi:10.5270/ESA-c5d3d65</w:t>
+      </w:r>
+    </w:p>
+    <w:p>
+      <w:pPr>
+        <w:pStyle w:val="Compact"/>
+        <w:numPr>
+          <w:ilvl w:val="0"/>
+          <w:numId w:val="1007"/>
+        </w:numPr>
+      </w:pPr>
+      <w:r>
+        <w:t xml:space="preserve">Microsoft (2023). Global ML Building Footprints. github.com/microsoft/GlobalMLBuildingFootprints</w:t>
+      </w:r>
+    </w:p>
+    <w:p>
+      <w:pPr>
+        <w:pStyle w:val="Compact"/>
+        <w:numPr>
+          <w:ilvl w:val="0"/>
+          <w:numId w:val="1007"/>
+        </w:numPr>
+      </w:pPr>
+      <w:r>
+        <w:t xml:space="preserve">Companion papers of this programme: A, D, 1.</w:t>
       </w:r>
     </w:p>
     <w:bookmarkEnd w:id="16"/>
@@ -2278,6 +2443,91 @@
       <w:rPr>
         <w:rFonts w:ascii="Wingdings" w:hAnsi="Wingdings" w:cs="Wingdings" w:hint="default"/>
       </w:rPr>
+    </w:lvl>
+  </w:abstractNum>
+  <w:abstractNum w:abstractNumId="99411">
+    <w:nsid w:val="00A99411"/>
+    <w:multiLevelType w:val="multilevel"/>
+    <w:lvl w:ilvl="0">
+      <w:start w:val="1"/>
+      <w:numFmt w:val="decimal"/>
+      <w:lvlText w:val="%1."/>
+      <w:lvlJc w:val="left"/>
+      <w:pPr>
+        <w:ind w:left="720" w:hanging="360"/>
+      </w:pPr>
+    </w:lvl>
+    <w:lvl w:ilvl="1">
+      <w:start w:val="1"/>
+      <w:numFmt w:val="decimal"/>
+      <w:lvlText w:val="%2."/>
+      <w:lvlJc w:val="left"/>
+      <w:pPr>
+        <w:ind w:left="1440" w:hanging="360"/>
+      </w:pPr>
+    </w:lvl>
+    <w:lvl w:ilvl="2">
+      <w:start w:val="1"/>
+      <w:numFmt w:val="decimal"/>
+      <w:lvlText w:val="%3."/>
+      <w:lvlJc w:val="left"/>
+      <w:pPr>
+        <w:ind w:left="2160" w:hanging="360"/>
+      </w:pPr>
+    </w:lvl>
+    <w:lvl w:ilvl="3">
+      <w:start w:val="1"/>
+      <w:numFmt w:val="decimal"/>
+      <w:lvlText w:val="%4."/>
+      <w:lvlJc w:val="left"/>
+      <w:pPr>
+        <w:ind w:left="2880" w:hanging="360"/>
+      </w:pPr>
+    </w:lvl>
+    <w:lvl w:ilvl="4">
+      <w:start w:val="1"/>
+      <w:numFmt w:val="decimal"/>
+      <w:lvlText w:val="%5."/>
+      <w:lvlJc w:val="left"/>
+      <w:pPr>
+        <w:ind w:left="3600" w:hanging="360"/>
+      </w:pPr>
+    </w:lvl>
+    <w:lvl w:ilvl="5">
+      <w:start w:val="1"/>
+      <w:numFmt w:val="decimal"/>
+      <w:lvlText w:val="%6."/>
+      <w:lvlJc w:val="left"/>
+      <w:pPr>
+        <w:ind w:left="4320" w:hanging="360"/>
+      </w:pPr>
+    </w:lvl>
+    <w:lvl w:ilvl="6">
+      <w:start w:val="1"/>
+      <w:numFmt w:val="decimal"/>
+      <w:lvlText w:val="%7."/>
+      <w:lvlJc w:val="left"/>
+      <w:pPr>
+        <w:ind w:left="5040" w:hanging="360"/>
+      </w:pPr>
+    </w:lvl>
+    <w:lvl w:ilvl="7">
+      <w:start w:val="1"/>
+      <w:numFmt w:val="decimal"/>
+      <w:lvlText w:val="%8."/>
+      <w:lvlJc w:val="left"/>
+      <w:pPr>
+        <w:ind w:left="5760" w:hanging="360"/>
+      </w:pPr>
+    </w:lvl>
+    <w:lvl w:ilvl="8">
+      <w:start w:val="1"/>
+      <w:numFmt w:val="decimal"/>
+      <w:lvlText w:val="%9."/>
+      <w:lvlJc w:val="left"/>
+      <w:pPr>
+        <w:ind w:left="6480" w:hanging="360"/>
+      </w:pPr>
     </w:lvl>
   </w:abstractNum>
   <w:num w:numId="1000">
@@ -2302,7 +2552,34 @@
     <w:abstractNumId w:val="991"/>
   </w:num>
   <w:num w:numId="1007">
-    <w:abstractNumId w:val="991"/>
+    <w:abstractNumId w:val="99411"/>
+    <w:lvlOverride w:ilvl="0">
+      <w:startOverride w:val="1"/>
+    </w:lvlOverride>
+    <w:lvlOverride w:ilvl="1">
+      <w:startOverride w:val="1"/>
+    </w:lvlOverride>
+    <w:lvlOverride w:ilvl="2">
+      <w:startOverride w:val="1"/>
+    </w:lvlOverride>
+    <w:lvlOverride w:ilvl="3">
+      <w:startOverride w:val="1"/>
+    </w:lvlOverride>
+    <w:lvlOverride w:ilvl="4">
+      <w:startOverride w:val="1"/>
+    </w:lvlOverride>
+    <w:lvlOverride w:ilvl="5">
+      <w:startOverride w:val="1"/>
+    </w:lvlOverride>
+    <w:lvlOverride w:ilvl="6">
+      <w:startOverride w:val="1"/>
+    </w:lvlOverride>
+    <w:lvlOverride w:ilvl="7">
+      <w:startOverride w:val="1"/>
+    </w:lvlOverride>
+    <w:lvlOverride w:ilvl="8">
+      <w:startOverride w:val="1"/>
+    </w:lvlOverride>
   </w:num>
 </w:numbering>
 </file>
